--- a/public/programas/Programa_Ninos_Octubre_2026.docx
+++ b/public/programas/Programa_Ninos_Octubre_2026.docx
@@ -79,7 +79,7 @@
           <w:sz w:val="48"/>
           <w:szCs w:val="48"/>
         </w:rPr>
-        <w:t xml:space="preserve">Coreano para Niños</w:t>
+        <w:t xml:space="preserve">Coreano para Niños (8–12)</w:t>
       </w:r>
     </w:p>
     <w:p>
@@ -96,7 +96,7 @@
           <w:sz w:val="24"/>
           <w:szCs w:val="24"/>
         </w:rPr>
-        <w:t xml:space="preserve">A1.1K · 8 a 12 años</w:t>
+        <w:t xml:space="preserve">Juega y aprende</w:t>
       </w:r>
     </w:p>
     <w:p>
@@ -126,7 +126,7 @@
           <w:sz w:val="23"/>
           <w:szCs w:val="23"/>
         </w:rPr>
-        <w:t xml:space="preserve">Lunes 18:00 hora Chile · Por anunciar</w:t>
+        <w:t xml:space="preserve">Ruta Niños · desde cero</w:t>
       </w:r>
     </w:p>
     <w:p>
@@ -141,7 +141,7 @@
           <w:sz w:val="23"/>
           <w:szCs w:val="23"/>
         </w:rPr>
-        <w:t xml:space="preserve">8 semanas · 60 min por clase · certificado incluido</w:t>
+        <w:t xml:space="preserve">Lunes 18:00 hora Chile · Profesor/a por confirmar</w:t>
       </w:r>
     </w:p>
     <w:p>
@@ -156,7 +156,22 @@
           <w:sz w:val="23"/>
           <w:szCs w:val="23"/>
         </w:rPr>
-        <w:t xml:space="preserve">US$150 pago único · o US$75/mes × 2</w:t>
+        <w:t xml:space="preserve">8 semanas · 60 min por clase · certificado incluido</w:t>
+      </w:r>
+    </w:p>
+    <w:p>
+      <w:pPr>
+        <w:spacing w:after="70"/>
+        <w:jc w:val="center"/>
+      </w:pPr>
+      <w:r>
+        <w:rPr>
+          <w:rFonts w:ascii="Arial" w:cs="Arial" w:eastAsia="Arial" w:hAnsi="Arial"/>
+          <w:color w:val="1B1C24"/>
+          <w:sz w:val="23"/>
+          <w:szCs w:val="23"/>
+        </w:rPr>
+        <w:t xml:space="preserve">US$150 el curso completo · o 2 cuotas de US$75</w:t>
       </w:r>
     </w:p>
     <w:p>
@@ -390,7 +405,7 @@
                 <w:sz w:val="20"/>
                 <w:szCs w:val="20"/>
               </w:rPr>
-              <w:t xml:space="preserve">A1.1K · 8 a 12 años</w:t>
+              <w:t xml:space="preserve">8–12 años · desde cero</w:t>
             </w:r>
           </w:p>
         </w:tc>
@@ -506,7 +521,7 @@
                 <w:sz w:val="20"/>
                 <w:szCs w:val="20"/>
               </w:rPr>
-              <w:t xml:space="preserve">Lunes 18:00 (hora Chile) · Por anunciar</w:t>
+              <w:t xml:space="preserve">Lunes 18:00 (hora Chile) · Profesor/a por confirmar</w:t>
             </w:r>
           </w:p>
         </w:tc>
@@ -738,7 +753,7 @@
                 <w:sz w:val="20"/>
                 <w:szCs w:val="20"/>
               </w:rPr>
-              <w:t xml:space="preserve">US$150 pago único · o US$75/mes × 2</w:t>
+              <w:t xml:space="preserve">US$150 el curso completo · o 2 cuotas de US$75</w:t>
             </w:r>
           </w:p>
         </w:tc>
@@ -1964,7 +1979,7 @@
                 <w:sz w:val="20"/>
                 <w:szCs w:val="20"/>
               </w:rPr>
-              <w:t xml:space="preserve">🎤 Show final + diploma</w:t>
+              <w:t xml:space="preserve">🎤 Show final + certificado</w:t>
             </w:r>
           </w:p>
         </w:tc>
@@ -3085,7 +3100,7 @@
           <w:sz w:val="18"/>
           <w:szCs w:val="18"/>
         </w:rPr>
-        <w:t xml:space="preserve">España cambia de hora el 25 de octubre y EE.UU. el 1 de noviembre (la tabla muestra antes → después). Chile, Argentina, México, Colombia, Perú y Corea no cambian durante el curso.</w:t>
+        <w:t xml:space="preserve">España cambia de hora el 25 de octubre y EE.UU. el 1 de noviembre (se muestra antes → después). Chile, Argentina, México, Colombia, Perú y Corea no cambian durante el curso.</w:t>
       </w:r>
     </w:p>
     <w:p>
@@ -3131,7 +3146,7 @@
           <w:sz w:val="22"/>
           <w:szCs w:val="22"/>
         </w:rPr>
-        <w:t xml:space="preserve">Precio: US$150 pago único · o US$75/mes × 2. Mismo precio para todos los cursos de la academia.</w:t>
+        <w:t xml:space="preserve">Precio: US$150 el curso completo · o 2 cuotas de US$75. Mismo precio para todos los cursos de la academia.</w:t>
       </w:r>
     </w:p>
     <w:p>
@@ -3372,7 +3387,7 @@
         <w:sz w:val="16"/>
         <w:szCs w:val="16"/>
       </w:rPr>
-      <w:t xml:space="preserve">Academia Seúl · Programa Coreano para Niños · Octubre 2026</w:t>
+      <w:t xml:space="preserve">Academia Seúl · Programa Coreano para Niños (8–12) · Octubre 2026</w:t>
     </w:r>
   </w:p>
 </w:hdr>

--- a/public/programas/Programa_Ninos_Octubre_2026.docx
+++ b/public/programas/Programa_Ninos_Octubre_2026.docx
@@ -141,7 +141,7 @@
           <w:sz w:val="23"/>
           <w:szCs w:val="23"/>
         </w:rPr>
-        <w:t xml:space="preserve">Lunes 18:00 hora Chile · Profesor/a por confirmar</w:t>
+        <w:t xml:space="preserve">Lunes 18:00 hora Chile · Jay y Abby · 김재희 · 홍미영</w:t>
       </w:r>
     </w:p>
     <w:p>
@@ -521,7 +521,7 @@
                 <w:sz w:val="20"/>
                 <w:szCs w:val="20"/>
               </w:rPr>
-              <w:t xml:space="preserve">Lunes 18:00 (hora Chile) · Profesor/a por confirmar</w:t>
+              <w:t xml:space="preserve">Lunes 18:00 (hora Chile) · Jay y Abby · 김재희 · 홍미영</w:t>
             </w:r>
           </w:p>
         </w:tc>

--- a/public/programas/Programa_Ninos_Octubre_2026.docx
+++ b/public/programas/Programa_Ninos_Octubre_2026.docx
@@ -271,7 +271,7 @@
           <w:sz w:val="22"/>
           <w:szCs w:val="22"/>
         </w:rPr>
-        <w:t xml:space="preserve">Coreano desde cero para niños y niñas, con juegos, canciones y dibujos. Aprenden a leer el alfabeto, presentarse y decir sus primeras frases — y terminan con un mini-show para la familia.</w:t>
+        <w:t xml:space="preserve">Coreano desde cero para niños y niñas, con juegos, canciones y dibujos. Aprenden a leer el alfabeto, presentarse y decir sus primeras frases — y terminan con un mini-show para la familia. Empieza el lunes 19 de octubre (el 12 es feriado en Chile) y termina el 7 de diciembre.</w:t>
       </w:r>
     </w:p>
     <w:tbl>
@@ -464,7 +464,7 @@
                 <w:sz w:val="20"/>
                 <w:szCs w:val="20"/>
               </w:rPr>
-              <w:t xml:space="preserve">8 semanas · 1 clase en vivo por semana · 60 minutos · Semana del 5 de octubre de 2026 → semana del 23 de noviembre de 2026</w:t>
+              <w:t xml:space="preserve">8 semanas · 1 clase en vivo por semana · 60 minutos · Semana del 12 de octubre de 2026 → semana del 30 de noviembre de 2026</w:t>
             </w:r>
           </w:p>
         </w:tc>
@@ -1159,7 +1159,7 @@
                 <w:sz w:val="20"/>
                 <w:szCs w:val="20"/>
               </w:rPr>
-              <w:t xml:space="preserve">lun 5 oct</w:t>
+              <w:t xml:space="preserve">lun 19 oct</w:t>
             </w:r>
           </w:p>
         </w:tc>
@@ -1272,7 +1272,7 @@
                 <w:sz w:val="20"/>
                 <w:szCs w:val="20"/>
               </w:rPr>
-              <w:t xml:space="preserve">lun 12 oct *</w:t>
+              <w:t xml:space="preserve">lun 26 oct</w:t>
             </w:r>
           </w:p>
         </w:tc>
@@ -1385,7 +1385,7 @@
                 <w:sz w:val="20"/>
                 <w:szCs w:val="20"/>
               </w:rPr>
-              <w:t xml:space="preserve">lun 19 oct</w:t>
+              <w:t xml:space="preserve">lun 2 nov</w:t>
             </w:r>
           </w:p>
         </w:tc>
@@ -1498,7 +1498,7 @@
                 <w:sz w:val="20"/>
                 <w:szCs w:val="20"/>
               </w:rPr>
-              <w:t xml:space="preserve">lun 26 oct</w:t>
+              <w:t xml:space="preserve">lun 9 nov</w:t>
             </w:r>
           </w:p>
         </w:tc>
@@ -1611,7 +1611,7 @@
                 <w:sz w:val="20"/>
                 <w:szCs w:val="20"/>
               </w:rPr>
-              <w:t xml:space="preserve">lun 2 nov</w:t>
+              <w:t xml:space="preserve">lun 16 nov</w:t>
             </w:r>
           </w:p>
         </w:tc>
@@ -1724,7 +1724,7 @@
                 <w:sz w:val="20"/>
                 <w:szCs w:val="20"/>
               </w:rPr>
-              <w:t xml:space="preserve">lun 9 nov</w:t>
+              <w:t xml:space="preserve">lun 23 nov</w:t>
             </w:r>
           </w:p>
         </w:tc>
@@ -1837,7 +1837,7 @@
                 <w:sz w:val="20"/>
                 <w:szCs w:val="20"/>
               </w:rPr>
-              <w:t xml:space="preserve">lun 16 nov</w:t>
+              <w:t xml:space="preserve">lun 30 nov</w:t>
             </w:r>
           </w:p>
         </w:tc>
@@ -1950,7 +1950,7 @@
                 <w:sz w:val="20"/>
                 <w:szCs w:val="20"/>
               </w:rPr>
-              <w:t xml:space="preserve">lun 23 nov</w:t>
+              <w:t xml:space="preserve">lun 7 dic</w:t>
             </w:r>
           </w:p>
         </w:tc>
@@ -2012,22 +2012,6 @@
         </w:tc>
       </w:tr>
     </w:tbl>
-    <w:p>
-      <w:pPr>
-        <w:spacing w:before="80"/>
-      </w:pPr>
-      <w:r>
-        <w:rPr>
-          <w:rFonts w:ascii="Arial" w:cs="Arial" w:eastAsia="Arial" w:hAnsi="Arial"/>
-          <w:i/>
-          <w:iCs/>
-          <w:color w:val="5C5F6B"/>
-          <w:sz w:val="18"/>
-          <w:szCs w:val="18"/>
-        </w:rPr>
-        <w:t xml:space="preserve">* El 12 oct es feriado en Chile; la clase se confirma con el grupo (se mantiene online o se recupera esa misma semana).</w:t>
-      </w:r>
-    </w:p>
     <w:p>
       <w:pPr>
         <w:spacing w:after="80"/>

--- a/public/programas/Programa_Ninos_Octubre_2026.docx
+++ b/public/programas/Programa_Ninos_Octubre_2026.docx
@@ -79,7 +79,7 @@
           <w:sz w:val="48"/>
           <w:szCs w:val="48"/>
         </w:rPr>
-        <w:t xml:space="preserve">Coreano para Niños (8–12)</w:t>
+        <w:t xml:space="preserve">Coreano para Niños (8–15)</w:t>
       </w:r>
     </w:p>
     <w:p>
@@ -405,7 +405,7 @@
                 <w:sz w:val="20"/>
                 <w:szCs w:val="20"/>
               </w:rPr>
-              <w:t xml:space="preserve">8–12 años · desde cero</w:t>
+              <w:t xml:space="preserve">8–15 años · desde cero</w:t>
             </w:r>
           </w:p>
         </w:tc>
@@ -2069,7 +2069,7 @@
           <w:sz w:val="22"/>
           <w:szCs w:val="22"/>
         </w:rPr>
-        <w:t xml:space="preserve">Lector de Hangul (academiaseul.com/lector-hangul): 10–15 minutos al día. Es gratis, tiene audio nativo y va rotando los ejercicios para que nunca sea la misma práctica.</w:t>
+        <w:t xml:space="preserve">Lector de Hangul (academiaseul.com/lector-coreano): 10–15 minutos al día. Es gratis, tiene audio nativo y va rotando los ejercicios para que nunca sea la misma práctica.</w:t>
       </w:r>
     </w:p>
     <w:p>
@@ -3371,7 +3371,7 @@
         <w:sz w:val="16"/>
         <w:szCs w:val="16"/>
       </w:rPr>
-      <w:t xml:space="preserve">Academia Seúl · Programa Coreano para Niños (8–12) · Octubre 2026</w:t>
+      <w:t xml:space="preserve">Academia Seúl · Programa Coreano para Niños (8–15) · Octubre 2026</w:t>
     </w:r>
   </w:p>
 </w:hdr>

--- a/public/programas/Programa_Ninos_Octubre_2026.docx
+++ b/public/programas/Programa_Ninos_Octubre_2026.docx
@@ -464,7 +464,7 @@
                 <w:sz w:val="20"/>
                 <w:szCs w:val="20"/>
               </w:rPr>
-              <w:t xml:space="preserve">8 semanas · 1 clase en vivo por semana · 60 minutos · Semana del 12 de octubre de 2026 → semana del 30 de noviembre de 2026</w:t>
+              <w:t xml:space="preserve">8 semanas · 1 clase en vivo por semana · 60 minutos · lunes 19 de octubre de 2026 → lunes 7 de diciembre de 2026 (el 12 de octubre es feriado en Chile)</w:t>
             </w:r>
           </w:p>
         </w:tc>
@@ -945,7 +945,7 @@
           <w:sz w:val="22"/>
           <w:szCs w:val="22"/>
         </w:rPr>
-        <w:t xml:space="preserve">Cada clase dura 60 minutos: </w:t>
+        <w:t xml:space="preserve">Cada clase dura 60 minutos en bloques cortos de 10–15 minutos: </w:t>
       </w:r>
       <w:r>
         <w:rPr>
@@ -956,7 +956,7 @@
           <w:sz w:val="22"/>
           <w:szCs w:val="22"/>
         </w:rPr>
-        <w:t xml:space="preserve">quiz de la clase anterior (5’) · lección con el deck (30’) · práctica oral en pares (20’) · cierre y tarea (5’)</w:t>
+        <w:t xml:space="preserve">canción · juego · lectura · dibujo</w:t>
       </w:r>
       <w:r>
         <w:rPr>
@@ -965,7 +965,7 @@
           <w:sz w:val="22"/>
           <w:szCs w:val="22"/>
         </w:rPr>
-        <w:t xml:space="preserve">. El drilling pesado (leer sílabas, memorizar números) se hace de tarea en el Lector de Hangul con audio nativo, así la hora en vivo se usa para hablar y ser corregido.</w:t>
+        <w:t xml:space="preserve">. Grupo de máximo 12, en dos salas por edad (8–11 y 12–15).</w:t>
       </w:r>
     </w:p>
     <w:tbl>
@@ -2069,7 +2069,7 @@
           <w:sz w:val="22"/>
           <w:szCs w:val="22"/>
         </w:rPr>
-        <w:t xml:space="preserve">Lector de Hangul (academiaseul.com/lector-coreano): 10–15 minutos al día. Es gratis, tiene audio nativo y va rotando los ejercicios para que nunca sea la misma práctica.</w:t>
+        <w:t xml:space="preserve">Tarea de unos 20 minutos a la semana, acompañada por un adulto: la hoja de actividades del cuaderno.</w:t>
       </w:r>
     </w:p>
     <w:p>
@@ -2095,7 +2095,7 @@
           <w:sz w:val="22"/>
           <w:szCs w:val="22"/>
         </w:rPr>
-        <w:t xml:space="preserve">Hoja de actividad de cada sesión: 30–45 minutos. Se entrega al terminar la clase y se revisa en el quiz de la siguiente.</w:t>
+        <w:t xml:space="preserve">Lector de Hangul y Dubu (gratis, en academiaseul.com) para repasar las letras jugando.</w:t>
       </w:r>
     </w:p>
     <w:p>
@@ -2121,33 +2121,7 @@
           <w:sz w:val="22"/>
           <w:szCs w:val="22"/>
         </w:rPr>
-        <w:t xml:space="preserve">Grabación: si faltaste, mírala antes de la próxima clase; si asististe, vuelve a ver solo la parte oral.</w:t>
-      </w:r>
-    </w:p>
-    <w:p>
-      <w:pPr>
-        <w:spacing w:after="80" w:line="288"/>
-        <w:ind w:left="360" w:hanging="240"/>
-      </w:pPr>
-      <w:r>
-        <w:rPr>
-          <w:rFonts w:ascii="Arial" w:cs="Arial" w:eastAsia="Arial" w:hAnsi="Arial"/>
-          <w:b/>
-          <w:bCs/>
-          <w:color w:val="4236F6"/>
-          <w:sz w:val="22"/>
-          <w:szCs w:val="22"/>
-        </w:rPr>
-        <w:t xml:space="preserve">•  </w:t>
-      </w:r>
-      <w:r>
-        <w:rPr>
-          <w:rFonts w:ascii="Arial" w:cs="Arial" w:eastAsia="Arial" w:hAnsi="Arial"/>
-          <w:color w:val="1B1C24"/>
-          <w:sz w:val="22"/>
-          <w:szCs w:val="22"/>
-        </w:rPr>
-        <w:t xml:space="preserve">Habla en voz alta. Leer en silencio no cuenta: cada ejemplo del material se dice en voz alta al menos una vez.</w:t>
+        <w:t xml:space="preserve">Grabación privada, solo para las familias del grupo: sirve si faltó a una clase.</w:t>
       </w:r>
     </w:p>
     <w:p>
@@ -2233,7 +2207,7 @@
                 <w:sz w:val="21"/>
                 <w:szCs w:val="21"/>
               </w:rPr>
-              <w:t xml:space="preserve">Coreano para Niños 2 (enero 2027) — o Básico 1 si tu hijo/a tiene 12+ y quiere ir más rápido.</w:t>
+              <w:t xml:space="preserve">Seguir en Coreano para Niños en la próxima cohorte (te avisamos las fechas) — o, desde los 13 años, pasar a Básico 1 (A1.1).</w:t>
             </w:r>
           </w:p>
         </w:tc>

--- a/public/programas/Programa_Ninos_Octubre_2026.docx
+++ b/public/programas/Programa_Ninos_Octubre_2026.docx
@@ -271,7 +271,7 @@
           <w:sz w:val="22"/>
           <w:szCs w:val="22"/>
         </w:rPr>
-        <w:t xml:space="preserve">Coreano desde cero para niños y niñas, con juegos, canciones y dibujos. Aprenden a leer el alfabeto, presentarse y decir sus primeras frases — y terminan con un mini-show para la familia. Empieza el lunes 19 de octubre (el 12 es feriado en Chile) y termina el 7 de diciembre.</w:t>
+        <w:t xml:space="preserve">Coreano desde cero para niños y niñas, con juegos, canciones y dibujos. Aprenden a leer el alfabeto, presentarse y decir sus primeras frases — y terminan con un mini-show para la familia. Empieza el lunes 19 de octubre y termina el 7 de diciembre.</w:t>
       </w:r>
     </w:p>
     <w:tbl>
@@ -464,7 +464,7 @@
                 <w:sz w:val="20"/>
                 <w:szCs w:val="20"/>
               </w:rPr>
-              <w:t xml:space="preserve">8 semanas · 1 clase en vivo por semana · 60 minutos · lunes 19 de octubre de 2026 → lunes 7 de diciembre de 2026 (el 12 de octubre es feriado en Chile)</w:t>
+              <w:t xml:space="preserve">8 semanas · 1 clase en vivo por semana · 60 minutos · lunes 19 de octubre de 2026 → lunes 7 de diciembre de 2026</w:t>
             </w:r>
           </w:p>
         </w:tc>
